--- a/proposal/eRUPT-proposal-v2.docx
+++ b/proposal/eRUPT-proposal-v2.docx
@@ -194,7 +194,7 @@
         <w:t xml:space="preserve"> </w:t>
       </w:r>
       <w:r>
-        <w:t xml:space="preserve">to be one repository, a feature is precisely what spans several of them — at eBay, typically five or more: changing how an item is displayed, priced, or measured propagates across separate services, owned by separate teams, and a developer must understand each one’s APIs, conventions, and history before writing a line. On a large, long-lived codebase this</w:t>
+        <w:t xml:space="preserve">to be one repository, a feature is precisely what spans several of them — at eBay, typically five or more: changing how an item is displayed, priced, or measured propagates across separate services, owned by separate teams, and a developer must understand each one’s APIs, conventions, and history before writing a line of code. On a large, long-lived codebase this</w:t>
       </w:r>
       <w:r>
         <w:t xml:space="preserve"> </w:t>
@@ -218,39 +218,76 @@
         <w:pStyle w:val="BodyText"/>
       </w:pPr>
       <w:r>
-        <w:t xml:space="preserve">This proposal asks one research question:</w:t>
-      </w:r>
-      <w:r>
-        <w:t xml:space="preserve"> </w:t>
-      </w:r>
-      <w:r>
-        <w:rPr>
-          <w:b/>
-          <w:bCs/>
-        </w:rPr>
-        <w:t xml:space="preserve">how can a coding agent be made genuinely efficient at understanding a large, multi-repository codebase</w:t>
-      </w:r>
-      <w:r>
-        <w:t xml:space="preserve"> </w:t>
-      </w:r>
-      <w:r>
-        <w:t xml:space="preserve">— learning its features, styles, and cross-team collaboration patterns not from a static snapshot of the current code, but from the</w:t>
-      </w:r>
-      <w:r>
-        <w:t xml:space="preserve"> </w:t>
-      </w:r>
-      <w:r>
-        <w:rPr>
+        <w:t xml:space="preserve">This proposal is organized around three research questions.</w:t>
+      </w:r>
+      <w:r>
+        <w:t xml:space="preserve"> </w:t>
+      </w:r>
+      <w:r>
+        <w:rPr>
+          <w:b/>
+          <w:bCs/>
+        </w:rPr>
+        <w:t xml:space="preserve">RQ1: how should a large, multi-repository code</w:t>
+      </w:r>
+      <w:r>
+        <w:rPr>
+          <w:b/>
+          <w:bCs/>
+        </w:rPr>
+        <w:t xml:space="preserve"> </w:t>
+      </w:r>
+      <w:r>
+        <w:rPr>
+          <w:b/>
+          <w:bCs/>
           <w:i/>
           <w:iCs/>
         </w:rPr>
         <w:t xml:space="preserve">history</w:t>
       </w:r>
       <w:r>
-        <w:t xml:space="preserve"> </w:t>
-      </w:r>
-      <w:r>
-        <w:t xml:space="preserve">that produced it — its commits, GitHub pull requests, and JIRA work items, together with the code patterns and external resources they reference? Enterprise deployments of AI developer tools already report substantial reductions in review-cycle time and onboarding load once that historical context is made available [12, 13], which tells us the leverage is real; what is not yet known is</w:t>
+        <w:rPr>
+          <w:b/>
+          <w:bCs/>
+        </w:rPr>
+        <w:t xml:space="preserve"> </w:t>
+      </w:r>
+      <w:r>
+        <w:rPr>
+          <w:b/>
+          <w:bCs/>
+        </w:rPr>
+        <w:t xml:space="preserve">— its commits, GitHub pull requests, and JIRA work items, together with the code patterns and external resources they reference — be represented so that a coding agent can query it?</w:t>
+      </w:r>
+      <w:r>
+        <w:t xml:space="preserve"> </w:t>
+      </w:r>
+      <w:r>
+        <w:rPr>
+          <w:b/>
+          <w:bCs/>
+        </w:rPr>
+        <w:t xml:space="preserve">RQ2: which strategy for retrieving from that history makes an agent most efficient at multi-repository understanding</w:t>
+      </w:r>
+      <w:r>
+        <w:t xml:space="preserve">, learning a system’s features, styles, and cross-team collaboration patterns from the history that produced it rather than from a static snapshot of the current code?</w:t>
+      </w:r>
+      <w:r>
+        <w:t xml:space="preserve"> </w:t>
+      </w:r>
+      <w:r>
+        <w:rPr>
+          <w:b/>
+          <w:bCs/>
+        </w:rPr>
+        <w:t xml:space="preserve">RQ3: can an agent so grounded synthesize a change that correctly spans several repositories, and can an automated gate validate the result against the team’s own conventions?</w:t>
+      </w:r>
+      <w:r>
+        <w:t xml:space="preserve"> </w:t>
+      </w:r>
+      <w:r>
+        <w:t xml:space="preserve">Enterprise deployments of AI developer tools already report substantial reductions in review-cycle time and onboarding load once that historical context is made available [12, 13], which tells us the leverage is real; what is not yet known is</w:t>
       </w:r>
       <w:r>
         <w:t xml:space="preserve"> </w:t>
@@ -356,7 +393,20 @@
         <w:pStyle w:val="BodyText"/>
       </w:pPr>
       <w:r>
-        <w:t xml:space="preserve">Why academic research? Representing a multi-repository code history as a family of queryable graphs, and determining empirically which retrieval strategy best supports a coding agent, are open problems spanning software engineering, AI, and knowledge representation. They require systematic investigation, not engineering alone, and exceed what an in-house team has the bandwidth to explore. A controlled, multi-metric study — measuring retrieval accuracy, review-cycle reduction, and cross-repository scaffold quality across the three strategies — is exactly what academic research is designed to provide.</w:t>
+        <w:t xml:space="preserve">Why academic research? Representing a multi-repository code history as a family of queryable graphs, and determining empirically which retrieval strategy best supports a coding agent, are open problems spanning software engineering, AI, and knowledge representation. This is not an architectural gap to be plumbed over — eBay already has the infrastructure to store and link these artifacts — but a question of</w:t>
+      </w:r>
+      <w:r>
+        <w:t xml:space="preserve"> </w:t>
+      </w:r>
+      <w:r>
+        <w:rPr>
+          <w:i/>
+          <w:iCs/>
+        </w:rPr>
+        <w:t xml:space="preserve">representation and retrieval</w:t>
+      </w:r>
+      <w:r>
+        <w:t xml:space="preserve">: what structure over development history lets an agent capture institutional knowledge it otherwise rediscovers from scratch. A point solution wired to a single workflow would be a bandaid; the durable result is knowing which representation and retrieval strategy actually works, and that result transfers regardless of which system eventually adopts it. These questions require systematic investigation, not engineering alone, and exceed what an in-house team has the bandwidth to explore. A controlled, multi-metric study — measuring retrieval accuracy, review-cycle reduction, and cross-repository scaffold quality across the three strategies — is exactly what academic research is designed to provide.</w:t>
       </w:r>
     </w:p>
     <w:bookmarkEnd w:id="19"/>
@@ -442,7 +492,7 @@
         <w:t xml:space="preserve"> </w:t>
       </w:r>
       <w:r>
-        <w:t xml:space="preserve">The closest neighbors are recent and strong. Rao et al. [18] build a unified KG from Jira, Git, code, and PRs for enterprise knowledge discovery, but for retrieval and question answering over one fused graph, not code generation. Prometheus [17] gives a coding agent a memory-centric unified code KG for issue resolution. CCCE [15] is the sharpest neighbor: it traverses a dynamic KG across enterprise codebases spanning hundreds of repositories, with adaptive risk-gating and end-to-end traceability — but for autonomous</w:t>
+        <w:t xml:space="preserve">The closest neighbors are recent and strong. Rao et al. [18] build a unified KG from JIRA, Git, code, and PRs for enterprise knowledge discovery, but for retrieval and question answering over one fused graph, not code generation. Prometheus [17] gives a coding agent a memory-centric unified code KG for issue resolution. CCCE [15] is the sharpest neighbor. It traverses a dynamic KG across enterprise codebases spanning hundreds of repositories, with adaptive risk-gating and end-to-end traceability. But its target is autonomous</w:t>
       </w:r>
       <w:r>
         <w:t xml:space="preserve"> </w:t>
@@ -458,7 +508,7 @@
         <w:t xml:space="preserve"> </w:t>
       </w:r>
       <w:r>
-        <w:t xml:space="preserve">(dependency propagation, security freshness, remediation), not for synthesizing a</w:t>
+        <w:t xml:space="preserve">— dependency propagation, security freshness, remediation — not synthesizing a</w:t>
       </w:r>
       <w:r>
         <w:t xml:space="preserve"> </w:t>
@@ -576,7 +626,7 @@
         <w:t xml:space="preserve"> </w:t>
       </w:r>
       <w:r>
-        <w:t xml:space="preserve">Our ICSE-FOSE 2026 position paper [1] argues for structured knowledge accumulation in software engineering, and our prior work on provenance-aware agentic knowledge graphs contributes the core architecture — AST extraction, ranking/validation agents, provenance tracking — that transfers to eBay’s Java context; VersiCode [2] shows version-aware code knowledge can be structured. eBay’s enterprise KG,</w:t>
+        <w:t xml:space="preserve">Our ICSE-FOSE 2026 position paper [1] argues for structured knowledge accumulation in software engineering. Our prior work on provenance-aware agentic knowledge graphs contributes the core architecture — AST extraction, ranking and validation agents, provenance tracking — that transfers to eBay’s Java context, and VersiCode [2] shows version-aware code knowledge can be structured. eBay’s enterprise KG,</w:t>
       </w:r>
       <w:r>
         <w:t xml:space="preserve"> </w:t>
@@ -589,7 +639,7 @@
         <w:t xml:space="preserve">Compass</w:t>
       </w:r>
       <w:r>
-        <w:t xml:space="preserve">, already links Jira, repos, commits, PRs, and deployments; our KG extends it with the code-level pattern knowledge tickets don’t capture.</w:t>
+        <w:t xml:space="preserve">, already links JIRA, repos, commits, PRs, and deployments; our KG extends it with the code-level pattern knowledge tickets don’t capture.</w:t>
       </w:r>
     </w:p>
     <w:p>
@@ -607,7 +657,71 @@
         <w:t xml:space="preserve"> </w:t>
       </w:r>
       <w:r>
-        <w:t xml:space="preserve">Prior systems build a code KG for one repository, or a maintenance engine across many; none establishes</w:t>
+        <w:t xml:space="preserve">Where these ideas have reached industry, they serve discovery and maintenance: enterprise knowledge graphs answer questions over fused JIRA, Git, and PR data [18], calibration engines keep large codebases healthy [15], and measurement studies confirm the review-cycle and onboarding gains once history is surfaced [12, 13]. What none of them provides is a coding agent that</w:t>
+      </w:r>
+      <w:r>
+        <w:t xml:space="preserve"> </w:t>
+      </w:r>
+      <w:r>
+        <w:rPr>
+          <w:i/>
+          <w:iCs/>
+        </w:rPr>
+        <w:t xml:space="preserve">builds new, cross-repository features</w:t>
+      </w:r>
+      <w:r>
+        <w:t xml:space="preserve"> </w:t>
+      </w:r>
+      <w:r>
+        <w:t xml:space="preserve">from mined history. Three limitations recur, and we take each one on: prior code KGs are</w:t>
+      </w:r>
+      <w:r>
+        <w:t xml:space="preserve"> </w:t>
+      </w:r>
+      <w:r>
+        <w:rPr>
+          <w:b/>
+          <w:bCs/>
+        </w:rPr>
+        <w:t xml:space="preserve">single-repository</w:t>
+      </w:r>
+      <w:r>
+        <w:t xml:space="preserve"> </w:t>
+      </w:r>
+      <w:r>
+        <w:t xml:space="preserve">(we mine a cross-repository family of graphs); they encode a</w:t>
+      </w:r>
+      <w:r>
+        <w:t xml:space="preserve"> </w:t>
+      </w:r>
+      <w:r>
+        <w:rPr>
+          <w:b/>
+          <w:bCs/>
+        </w:rPr>
+        <w:t xml:space="preserve">current-code snapshot</w:t>
+      </w:r>
+      <w:r>
+        <w:t xml:space="preserve"> </w:t>
+      </w:r>
+      <w:r>
+        <w:t xml:space="preserve">rather than the change history that explains it (we mine version-control history, provenance-tagged); and where knowledge is graph-structured it is often</w:t>
+      </w:r>
+      <w:r>
+        <w:t xml:space="preserve"> </w:t>
+      </w:r>
+      <w:r>
+        <w:rPr>
+          <w:b/>
+          <w:bCs/>
+        </w:rPr>
+        <w:t xml:space="preserve">human-curated and goes stale</w:t>
+      </w:r>
+      <w:r>
+        <w:t xml:space="preserve"> </w:t>
+      </w:r>
+      <w:r>
+        <w:t xml:space="preserve">[12] (ours is mined continuously from version control and time-weighted, so recent conventions win). Above all, no prior work establishes</w:t>
       </w:r>
       <w:r>
         <w:t xml:space="preserve"> </w:t>
@@ -620,27 +734,11 @@
         <w:t xml:space="preserve">which history-retrieval strategy makes a coding agent most efficient at multi-repository understanding</w:t>
       </w:r>
       <w:r>
-        <w:t xml:space="preserve">, nor uses a provenance-aware, cross-repository history KG to</w:t>
-      </w:r>
-      <w:r>
-        <w:t xml:space="preserve"> </w:t>
-      </w:r>
-      <w:r>
-        <w:rPr>
-          <w:i/>
-          <w:iCs/>
-        </w:rPr>
-        <w:t xml:space="preserve">synthesize</w:t>
-      </w:r>
-      <w:r>
-        <w:t xml:space="preserve"> </w:t>
-      </w:r>
-      <w:r>
-        <w:t xml:space="preserve">features and validate them against team conventions. That comparison, and that substrate, are the contributions of this proposal.</w:t>
+        <w:t xml:space="preserve">. That comparison, and that self-updating cross-repository substrate, are the contributions of this proposal.</w:t>
       </w:r>
     </w:p>
     <w:bookmarkEnd w:id="20"/>
-    <w:bookmarkStart w:id="21" w:name="methodologies-approaches"/>
+    <w:bookmarkStart w:id="24" w:name="methodologies-approaches"/>
     <w:p>
       <w:pPr>
         <w:pStyle w:val="Heading1"/>
@@ -654,6 +752,98 @@
         <w:pStyle w:val="FirstParagraph"/>
       </w:pPr>
       <w:r>
+        <w:t xml:space="preserve">The contribution of this project is the</w:t>
+      </w:r>
+      <w:r>
+        <w:t xml:space="preserve"> </w:t>
+      </w:r>
+      <w:r>
+        <w:rPr>
+          <w:b/>
+          <w:bCs/>
+        </w:rPr>
+        <w:t xml:space="preserve">core experiment</w:t>
+      </w:r>
+      <w:r>
+        <w:t xml:space="preserve"> </w:t>
+      </w:r>
+      <w:r>
+        <w:t xml:space="preserve">— a head-to-head comparison of how an agent should retrieve from code history. The parts that follow build toward it: we first construct the substrate the experiment runs over, then describe the experiment itself and how we evaluate it, and finally the cross-repository synthesis and validation it enables. The figure below summarizes the pipeline.</w:t>
+      </w:r>
+    </w:p>
+    <w:p>
+      <w:pPr>
+        <w:pStyle w:val="CaptionedFigure"/>
+      </w:pPr>
+      <w:r>
+        <w:drawing>
+          <wp:inline>
+            <wp:extent cx="5495589" cy="1943674"/>
+            <wp:effectExtent b="0" l="0" r="0" t="0"/>
+            <wp:docPr descr="Methodology pipeline. A provenance-tagged, multi-repository version-control history is mined once into a family of graphs; holding that substrate fixed, we run the head-to-head comparison of three retrieval strategies (the core contribution, in green). The best strategy then drives cross-repository feature synthesis and a convention-validation gate over the resulting pull requests." title="" id="22" name="Picture"/>
+            <a:graphic>
+              <a:graphicData uri="http://schemas.openxmlformats.org/drawingml/2006/picture">
+                <pic:pic>
+                  <pic:nvPicPr>
+                    <pic:cNvPr descr="fig-method.png" id="23" name="Picture"/>
+                    <pic:cNvPicPr>
+                      <a:picLocks noChangeArrowheads="1" noChangeAspect="1"/>
+                    </pic:cNvPicPr>
+                  </pic:nvPicPr>
+                  <pic:blipFill>
+                    <a:blip r:embed="rId21"/>
+                    <a:stretch>
+                      <a:fillRect/>
+                    </a:stretch>
+                  </pic:blipFill>
+                  <pic:spPr bwMode="auto">
+                    <a:xfrm>
+                      <a:off x="0" y="0"/>
+                      <a:ext cx="5495589" cy="1943674"/>
+                    </a:xfrm>
+                    <a:prstGeom prst="rect">
+                      <a:avLst/>
+                    </a:prstGeom>
+                    <a:noFill/>
+                    <a:ln w="9525">
+                      <a:noFill/>
+                      <a:headEnd/>
+                      <a:tailEnd/>
+                    </a:ln>
+                  </pic:spPr>
+                </pic:pic>
+              </a:graphicData>
+            </a:graphic>
+          </wp:inline>
+        </w:drawing>
+      </w:r>
+    </w:p>
+    <w:p>
+      <w:pPr>
+        <w:pStyle w:val="ImageCaption"/>
+      </w:pPr>
+      <w:r>
+        <w:t xml:space="preserve">Methodology pipeline. A provenance-tagged, multi-repository version-control history is mined once into a</w:t>
+      </w:r>
+      <w:r>
+        <w:t xml:space="preserve"> </w:t>
+      </w:r>
+      <w:r>
+        <w:rPr>
+          <w:i/>
+          <w:iCs/>
+        </w:rPr>
+        <w:t xml:space="preserve">family of graphs</w:t>
+      </w:r>
+      <w:r>
+        <w:t xml:space="preserve">; holding that substrate fixed, we run the head-to-head comparison of three retrieval strategies (the core contribution, in green). The best strategy then drives cross-repository feature synthesis and a convention-validation gate over the resulting pull requests.</w:t>
+      </w:r>
+    </w:p>
+    <w:p>
+      <w:pPr>
+        <w:pStyle w:val="BodyText"/>
+      </w:pPr>
+      <w:r>
         <w:rPr>
           <w:b/>
           <w:bCs/>
@@ -803,6 +993,72 @@
           <w:b/>
           <w:bCs/>
         </w:rPr>
+        <w:t xml:space="preserve">How we evaluate.</w:t>
+      </w:r>
+      <w:r>
+        <w:t xml:space="preserve"> </w:t>
+      </w:r>
+      <w:r>
+        <w:t xml:space="preserve">We run all three strategies on a held-out benchmark drawn from the case study’s own history, in three task families: cross-repository feature synthesis (scored against known ground-truth PR sets), onboarding and dependency questions, and review tasks with seeded convention and cross-repository contract violations. The substrate state, agent model, prompt template, task set, and compute budget are held fixed and only the retriever is swapped, so every comparison is paired within-task and the measured difference is attributable to retrieval alone. Two baselines — no retrieval (LLM priors only) and current-snapshot retrieval (no history) — bound each strategy’s contribution and test whether the history substrate pays off at all. We report outcomes along three axes tied to the project’s goals:</w:t>
+      </w:r>
+      <w:r>
+        <w:t xml:space="preserve"> </w:t>
+      </w:r>
+      <w:r>
+        <w:rPr>
+          <w:i/>
+          <w:iCs/>
+        </w:rPr>
+        <w:t xml:space="preserve">time</w:t>
+      </w:r>
+      <w:r>
+        <w:t xml:space="preserve"> </w:t>
+      </w:r>
+      <w:r>
+        <w:t xml:space="preserve">(review-cycle time and comments per agent-generated PR; onboarding time-to-answer),</w:t>
+      </w:r>
+      <w:r>
+        <w:t xml:space="preserve"> </w:t>
+      </w:r>
+      <w:r>
+        <w:rPr>
+          <w:i/>
+          <w:iCs/>
+        </w:rPr>
+        <w:t xml:space="preserve">speed</w:t>
+      </w:r>
+      <w:r>
+        <w:t xml:space="preserve"> </w:t>
+      </w:r>
+      <w:r>
+        <w:t xml:space="preserve">(retrieval latency and context tokens spent per correct answer), and</w:t>
+      </w:r>
+      <w:r>
+        <w:t xml:space="preserve"> </w:t>
+      </w:r>
+      <w:r>
+        <w:rPr>
+          <w:i/>
+          <w:iCs/>
+        </w:rPr>
+        <w:t xml:space="preserve">accuracy</w:t>
+      </w:r>
+      <w:r>
+        <w:t xml:space="preserve"> </w:t>
+      </w:r>
+      <w:r>
+        <w:t xml:space="preserve">(retrieval precision/recall, cross-repository scaffold correctness against the gold PR set, and convention-violation detection with an explicit false-positive rate so the gate supports rather than spams reviewers). Each is reported as a delta against a named baseline, never as an absolute promised number.</w:t>
+      </w:r>
+    </w:p>
+    <w:p>
+      <w:pPr>
+        <w:pStyle w:val="BodyText"/>
+      </w:pPr>
+      <w:r>
+        <w:rPr>
+          <w:b/>
+          <w:bCs/>
+        </w:rPr>
         <w:t xml:space="preserve">Cross-repository synthesis and convention validation.</w:t>
       </w:r>
       <w:r>
@@ -828,8 +1084,8 @@
         <w:t xml:space="preserve">conventions, where a change in one service breaks an implicit contract with another. The validation gate surfaces deviations and breaking dependency changes for human attention, supporting reviewers [9] rather than replacing them, and directly targeting eBay’s review bottleneck for AI-generated PRs.</w:t>
       </w:r>
     </w:p>
-    <w:bookmarkEnd w:id="21"/>
-    <w:bookmarkStart w:id="22" w:name="impact"/>
+    <w:bookmarkEnd w:id="24"/>
+    <w:bookmarkStart w:id="25" w:name="impact"/>
     <w:p>
       <w:pPr>
         <w:pStyle w:val="Heading1"/>
@@ -887,7 +1143,7 @@
         <w:t xml:space="preserve"> </w:t>
       </w:r>
       <w:r>
-        <w:t xml:space="preserve">an agent grounded in mined history scaffolds changes that correctly span the services a feature touches, attacking the year-plus feature cycle at its most error-prone seam.</w:t>
+        <w:t xml:space="preserve">an agent grounded in mined history scaffolds changes that correctly span the services a feature touches — adding a new signal to the ViewItem page, for example, today reaches five or more services and can take weeks — attacking the year-plus feature cycle at its most error-prone seam.</w:t>
       </w:r>
       <w:r>
         <w:t xml:space="preserve"> </w:t>
@@ -956,8 +1212,8 @@
         <w:t xml:space="preserve">features, and that the right retrieval strategy over it is an empirical question worth settling.</w:t>
       </w:r>
     </w:p>
-    <w:bookmarkEnd w:id="22"/>
-    <w:bookmarkStart w:id="23" w:name="expected-product-output-milestones"/>
+    <w:bookmarkEnd w:id="25"/>
+    <w:bookmarkStart w:id="26" w:name="expected-product-output-milestones"/>
     <w:p>
       <w:pPr>
         <w:pStyle w:val="Heading1"/>
@@ -997,7 +1253,7 @@
         <w:t xml:space="preserve"> </w:t>
       </w:r>
       <w:r>
-        <w:t xml:space="preserve">(Months 1–5): the Repo, JIRA, and Memory-Bank graphs mined over a bounded set of related repositories, with provenance tagging and time-weighted history edges.</w:t>
+        <w:t xml:space="preserve">(Months 1–4): the Repo, JIRA, and Memory-Bank graphs mined over a bounded set of related repositories, with provenance tagging and time-weighted history edges.</w:t>
       </w:r>
     </w:p>
     <w:p>
@@ -1019,7 +1275,7 @@
         <w:t xml:space="preserve"> </w:t>
       </w:r>
       <w:r>
-        <w:t xml:space="preserve">(Months 6–9): the head-to-head evaluation of graph-query, similarity, and spreading-activation retrieval — the core research result.</w:t>
+        <w:t xml:space="preserve">(Months 5–9): the head-to-head evaluation of graph-query, similarity, and spreading-activation retrieval — the core research result, and the phase given the largest share of the project.</w:t>
       </w:r>
     </w:p>
     <w:p>
@@ -1071,6 +1327,62 @@
         <w:pStyle w:val="FirstParagraph"/>
       </w:pPr>
       <w:r>
+        <w:t xml:space="preserve">Effort divides roughly into</w:t>
+      </w:r>
+      <w:r>
+        <w:t xml:space="preserve"> </w:t>
+      </w:r>
+      <w:r>
+        <w:rPr>
+          <w:b/>
+          <w:bCs/>
+        </w:rPr>
+        <w:t xml:space="preserve">education</w:t>
+      </w:r>
+      <w:r>
+        <w:t xml:space="preserve"> </w:t>
+      </w:r>
+      <w:r>
+        <w:t xml:space="preserve">(~20%: onboarding to eBay’s repositories, conventions, and the Compass KG),</w:t>
+      </w:r>
+      <w:r>
+        <w:t xml:space="preserve"> </w:t>
+      </w:r>
+      <w:r>
+        <w:rPr>
+          <w:b/>
+          <w:bCs/>
+        </w:rPr>
+        <w:t xml:space="preserve">development</w:t>
+      </w:r>
+      <w:r>
+        <w:t xml:space="preserve"> </w:t>
+      </w:r>
+      <w:r>
+        <w:t xml:space="preserve">(~45%: building the substrate and the three retrieval strategies), and</w:t>
+      </w:r>
+      <w:r>
+        <w:t xml:space="preserve"> </w:t>
+      </w:r>
+      <w:r>
+        <w:rPr>
+          <w:b/>
+          <w:bCs/>
+        </w:rPr>
+        <w:t xml:space="preserve">validation</w:t>
+      </w:r>
+      <w:r>
+        <w:t xml:space="preserve"> </w:t>
+      </w:r>
+      <w:r>
+        <w:t xml:space="preserve">(~35%: the controlled comparison, synthesis quality, and the convention gate). The core experiment is deliberately weighted above substrate construction, which reuses architecture we already have.</w:t>
+      </w:r>
+    </w:p>
+    <w:p>
+      <w:pPr>
+        <w:pStyle w:val="BodyText"/>
+      </w:pPr>
+      <w:r>
         <w:rPr>
           <w:b/>
           <w:bCs/>
@@ -1081,11 +1393,11 @@
         <w:t xml:space="preserve"> </w:t>
       </w:r>
       <w:r>
-        <w:t xml:space="preserve">primary — reduction in review-cycle time / review comments per agent-generated PR; secondary — cross-repository feature-scaffold accuracy; supporting — retrieval precision/recall and onboarding-task success. Tiered funding could support progressive expansion to additional repositories and pattern types across eBay’s organization.</w:t>
-      </w:r>
-    </w:p>
-    <w:bookmarkEnd w:id="23"/>
-    <w:bookmarkStart w:id="24" w:name="university-lab-researcher-qualification"/>
+        <w:t xml:space="preserve">primary — reduction in review-cycle time / review comments per agent-generated PR; secondary — cross-repository feature-scaffold accuracy; supporting — retrieval precision/recall and onboarding-task success. These are reported with statistics appropriate to a controlled comparison: paired significance tests across the three strategies (Friedman, with post-hoc Wilcoxon signed-rank and multiple-comparison correction), effect sizes (Cliff’s δ) reported alongside p-values, bootstrap 95% confidence intervals on every delta, and inter-rater agreement (Krippendorff’s α) for human-judged scaffold quality. Tiered funding could support progressive expansion to additional repositories and pattern types across eBay’s organization.</w:t>
+      </w:r>
+    </w:p>
+    <w:bookmarkEnd w:id="26"/>
+    <w:bookmarkStart w:id="27" w:name="university-lab-researcher-qualification"/>
     <w:p>
       <w:pPr>
         <w:pStyle w:val="Heading1"/>
@@ -1109,7 +1421,23 @@
         <w:t xml:space="preserve"> </w:t>
       </w:r>
       <w:r>
-        <w:t xml:space="preserve">Dr. Brown leads a software engineering research lab at Virginia Tech, researching methods to improve the behavior, productivity, and decision making of developers. His recent work investigates the application of generative AI in development contexts, and he has published work at ICSE, FSE, ESEM, and CHASE, among other research venues.</w:t>
+        <w:t xml:space="preserve">Dr. Brown leads the</w:t>
+      </w:r>
+      <w:r>
+        <w:t xml:space="preserve"> </w:t>
+      </w:r>
+      <w:r>
+        <w:rPr>
+          <w:i/>
+          <w:iCs/>
+        </w:rPr>
+        <w:t xml:space="preserve">Code World No Blanket</w:t>
+      </w:r>
+      <w:r>
+        <w:t xml:space="preserve"> </w:t>
+      </w:r>
+      <w:r>
+        <w:t xml:space="preserve">software engineering research lab at Virginia Tech, researching methods to improve the behavior, productivity, and decision making of developers. His recent work investigates the application of generative AI in development contexts, and he has published work at ICSE, FSE, ESEM, and CHASE, among other research venues.</w:t>
       </w:r>
     </w:p>
     <w:p>
@@ -1127,11 +1455,11 @@
         <w:t xml:space="preserve"> </w:t>
       </w:r>
       <w:r>
-        <w:t xml:space="preserve">Mr. Cusati is a PhD candidate whose research focuses on provenance-aware knowledge graphs over code history and AI-assisted software engineering. He co-authored the ICSE-FOSE 2026 paper on structured knowledge accumulation [1] and leads the team’s work on provenance-aware agentic knowledge graphs, the architectural basis for the history-grounded substrate proposed here.</w:t>
-      </w:r>
-    </w:p>
-    <w:bookmarkEnd w:id="24"/>
-    <w:bookmarkStart w:id="25" w:name="references"/>
+        <w:t xml:space="preserve">Mr. Cusati is a PhD student whose research focuses on provenance-aware knowledge graphs over code history and AI-assisted software engineering. He co-authored the ICSE-FOSE 2026 paper on structured knowledge accumulation [1] and leads the team’s work on provenance-aware agentic knowledge graphs, the architectural basis for the history-grounded substrate proposed here.</w:t>
+      </w:r>
+    </w:p>
+    <w:bookmarkEnd w:id="27"/>
+    <w:bookmarkStart w:id="28" w:name="references"/>
     <w:p>
       <w:pPr>
         <w:pStyle w:val="Heading1"/>
@@ -1538,7 +1866,7 @@
         <w:t xml:space="preserve">Psychological Review, 1975.</w:t>
       </w:r>
     </w:p>
-    <w:bookmarkEnd w:id="25"/>
+    <w:bookmarkEnd w:id="28"/>
     <w:sectPr>
       <w:headerReference r:id="rId6" w:type="default"/>
       <w:headerReference r:id="rId7" w:type="first"/>

--- a/proposal/eRUPT-proposal-v2.docx
+++ b/proposal/eRUPT-proposal-v2.docx
@@ -999,7 +999,7 @@
         <w:t xml:space="preserve"> </w:t>
       </w:r>
       <w:r>
-        <w:t xml:space="preserve">We run all three strategies on a held-out benchmark drawn from the case study’s own history, in three task families: cross-repository feature synthesis (scored against known ground-truth PR sets), onboarding and dependency questions, and review tasks with seeded convention and cross-repository contract violations. The substrate state, agent model, prompt template, task set, and compute budget are held fixed and only the retriever is swapped, so every comparison is paired within-task and the measured difference is attributable to retrieval alone. Two baselines — no retrieval (LLM priors only) and current-snapshot retrieval (no history) — bound each strategy’s contribution and test whether the history substrate pays off at all. We report outcomes along three axes tied to the project’s goals:</w:t>
+        <w:t xml:space="preserve">We run all three strategies on a held-out benchmark drawn from the case study’s own history, in three task families: cross-repository feature synthesis (scored against known ground-truth PR sets), onboarding and dependency questions, and review tasks with seeded convention and cross-repository contract violations. The substrate state, agent model, prompt template, task set, and compute budget are held fixed and only the retriever is swapped, so every comparison is paired within-task and the measured difference is attributable to retrieval alone. Correctness is measured against the developers’ own solution: the actual pull-request set that resolved each task is withheld and used as ground truth, so agent output is compared to what a human in fact shipped. Three baselines calibrate the result — that human solution (the reference point), no retrieval (LLM priors only), and current-snapshot retrieval (no history); the latter two test whether the history substrate pays off at all. We report outcomes along three axes tied to the project’s goals:</w:t>
       </w:r>
       <w:r>
         <w:t xml:space="preserve"> </w:t>
@@ -1015,7 +1015,7 @@
         <w:t xml:space="preserve"> </w:t>
       </w:r>
       <w:r>
-        <w:t xml:space="preserve">(review-cycle time and comments per agent-generated PR; onboarding time-to-answer),</w:t>
+        <w:t xml:space="preserve">(review-cycle time and reviewer hours per agent-generated PR, measured against today’s human review cost; onboarding time-to-answer),</w:t>
       </w:r>
       <w:r>
         <w:t xml:space="preserve"> </w:t>
@@ -1143,7 +1143,19 @@
         <w:t xml:space="preserve"> </w:t>
       </w:r>
       <w:r>
-        <w:t xml:space="preserve">an agent grounded in mined history scaffolds changes that correctly span the services a feature touches — adding a new signal to the ViewItem page, for example, today reaches five or more services and can take weeks — attacking the year-plus feature cycle at its most error-prone seam.</w:t>
+        <w:t xml:space="preserve">an agent grounded in mined history scaffolds changes that correctly span the services a feature touches — adding a new signal to the ViewItem page, such as a</w:t>
+      </w:r>
+      <w:r>
+        <w:t xml:space="preserve"> </w:t>
+      </w:r>
+      <w:r>
+        <w:t xml:space="preserve">“selling fast”</w:t>
+      </w:r>
+      <w:r>
+        <w:t xml:space="preserve"> </w:t>
+      </w:r>
+      <w:r>
+        <w:t xml:space="preserve">indicator or a price-drop badge, today means identifying and wiring together five or more separate services and can take weeks — attacking the year-plus feature cycle at its most error-prone seam.</w:t>
       </w:r>
       <w:r>
         <w:t xml:space="preserve"> </w:t>
@@ -1387,13 +1399,42 @@
           <w:b/>
           <w:bCs/>
         </w:rPr>
-        <w:t xml:space="preserve">Metrics for success:</w:t>
-      </w:r>
-      <w:r>
-        <w:t xml:space="preserve"> </w:t>
-      </w:r>
-      <w:r>
-        <w:t xml:space="preserve">primary — reduction in review-cycle time / review comments per agent-generated PR; secondary — cross-repository feature-scaffold accuracy; supporting — retrieval precision/recall and onboarding-task success. These are reported with statistics appropriate to a controlled comparison: paired significance tests across the three strategies (Friedman, with post-hoc Wilcoxon signed-rank and multiple-comparison correction), effect sizes (Cliff’s δ) reported alongside p-values, bootstrap 95% confidence intervals on every delta, and inter-rater agreement (Krippendorff’s α) for human-judged scaffold quality. Tiered funding could support progressive expansion to additional repositories and pattern types across eBay’s organization.</w:t>
+        <w:t xml:space="preserve">Metrics for success</w:t>
+      </w:r>
+      <w:r>
+        <w:t xml:space="preserve">, ordered to match where the effort goes: first, the</w:t>
+      </w:r>
+      <w:r>
+        <w:t xml:space="preserve"> </w:t>
+      </w:r>
+      <w:r>
+        <w:rPr>
+          <w:i/>
+          <w:iCs/>
+        </w:rPr>
+        <w:t xml:space="preserve">retrieval-strategy comparison</w:t>
+      </w:r>
+      <w:r>
+        <w:t xml:space="preserve"> </w:t>
+      </w:r>
+      <w:r>
+        <w:t xml:space="preserve">itself — retrieval precision/recall and cross-repository feature-scaffold accuracy across the three strategies, isolating which is most efficient (the core result); then the</w:t>
+      </w:r>
+      <w:r>
+        <w:t xml:space="preserve"> </w:t>
+      </w:r>
+      <w:r>
+        <w:rPr>
+          <w:i/>
+          <w:iCs/>
+        </w:rPr>
+        <w:t xml:space="preserve">applied outcome</w:t>
+      </w:r>
+      <w:r>
+        <w:t xml:space="preserve"> </w:t>
+      </w:r>
+      <w:r>
+        <w:t xml:space="preserve">that motivates it — reduction in review-cycle time and reviewer effort per agent-generated PR; and, supporting, onboarding-task success. These are reported with statistics appropriate to a controlled comparison: paired significance tests across the three strategies (Friedman, with post-hoc Wilcoxon signed-rank and multiple-comparison correction), effect sizes (Cliff’s δ) reported alongside p-values, bootstrap 95% confidence intervals on every delta, and inter-rater agreement (Krippendorff’s α) for human-judged scaffold quality. Tiered funding could support progressive expansion to additional repositories and pattern types across eBay’s organization.</w:t>
       </w:r>
     </w:p>
     <w:bookmarkEnd w:id="26"/>

--- a/proposal/eRUPT-proposal-v2.docx
+++ b/proposal/eRUPT-proposal-v2.docx
@@ -778,7 +778,7 @@
       <w:r>
         <w:drawing>
           <wp:inline>
-            <wp:extent cx="5495589" cy="1943674"/>
+            <wp:extent cx="5943600" cy="1321246"/>
             <wp:effectExtent b="0" l="0" r="0" t="0"/>
             <wp:docPr descr="Methodology pipeline. A provenance-tagged, multi-repository version-control history is mined once into a family of graphs; holding that substrate fixed, we run the head-to-head comparison of three retrieval strategies (the core contribution, in green). The best strategy then drives cross-repository feature synthesis and a convention-validation gate over the resulting pull requests." title="" id="22" name="Picture"/>
             <a:graphic>
@@ -799,7 +799,7 @@
                   <pic:spPr bwMode="auto">
                     <a:xfrm>
                       <a:off x="0" y="0"/>
-                      <a:ext cx="5495589" cy="1943674"/>
+                      <a:ext cx="5943600" cy="1321246"/>
                     </a:xfrm>
                     <a:prstGeom prst="rect">
                       <a:avLst/>

--- a/proposal/eRUPT-proposal-v2.docx
+++ b/proposal/eRUPT-proposal-v2.docx
@@ -1520,13 +1520,13 @@
         <w:t xml:space="preserve"> </w:t>
       </w:r>
       <w:r>
-        <w:t xml:space="preserve">“A Case for Structured Knowledge Accumulation in Software Engineering Research.”</w:t>
-      </w:r>
-      <w:r>
-        <w:t xml:space="preserve"> </w:t>
-      </w:r>
-      <w:r>
-        <w:t xml:space="preserve">Proc. ICSE-FOSE, 2026.</w:t>
+        <w:t xml:space="preserve">“From Papers to Progress: Rethinking Knowledge Accumulation in Software Engineering.”</w:t>
+      </w:r>
+      <w:r>
+        <w:t xml:space="preserve"> </w:t>
+      </w:r>
+      <w:r>
+        <w:t xml:space="preserve">Proc. ICSE-FOSE, arXiv:2604.16208, 2026.</w:t>
       </w:r>
     </w:p>
     <w:p>
@@ -1577,7 +1577,7 @@
         <w:t xml:space="preserve"> </w:t>
       </w:r>
       <w:r>
-        <w:t xml:space="preserve">arXiv, 2025.</w:t>
+        <w:t xml:space="preserve">arXiv:2511.07584, 2025.</w:t>
       </w:r>
     </w:p>
     <w:p>
@@ -1648,7 +1648,7 @@
         <w:t xml:space="preserve"> </w:t>
       </w:r>
       <w:r>
-        <w:t xml:space="preserve">SLAAI-ICAI, 2025.</w:t>
+        <w:t xml:space="preserve">Proc. IEEE SLAAI-ICAI, 2025.</w:t>
       </w:r>
     </w:p>
     <w:p>
@@ -1739,7 +1739,7 @@
         <w:t xml:space="preserve"> </w:t>
       </w:r>
       <w:r>
-        <w:t xml:space="preserve">arXiv, 2025.</w:t>
+        <w:t xml:space="preserve">arXiv:2509.19708, 2025.</w:t>
       </w:r>
     </w:p>
     <w:p>
@@ -1776,7 +1776,7 @@
         <w:t xml:space="preserve"> </w:t>
       </w:r>
       <w:r>
-        <w:t xml:space="preserve">arXiv, 2026.</w:t>
+        <w:t xml:space="preserve">arXiv:2604.13102, 2026.</w:t>
       </w:r>
     </w:p>
     <w:p>
@@ -1793,7 +1793,7 @@
         <w:t xml:space="preserve"> </w:t>
       </w:r>
       <w:r>
-        <w:t xml:space="preserve">arXiv, 2026.</w:t>
+        <w:t xml:space="preserve">arXiv:2603.26664, 2026.</w:t>
       </w:r>
     </w:p>
     <w:p>
@@ -1810,7 +1810,7 @@
         <w:t xml:space="preserve"> </w:t>
       </w:r>
       <w:r>
-        <w:t xml:space="preserve">arXiv, 2025.</w:t>
+        <w:t xml:space="preserve">arXiv:2507.19942, 2025.</w:t>
       </w:r>
     </w:p>
     <w:p>
@@ -1827,7 +1827,7 @@
         <w:t xml:space="preserve"> </w:t>
       </w:r>
       <w:r>
-        <w:t xml:space="preserve">arXiv, 2025.</w:t>
+        <w:t xml:space="preserve">arXiv:2510.10942, 2025.</w:t>
       </w:r>
     </w:p>
     <w:p>
@@ -1847,7 +1847,7 @@
         <w:t xml:space="preserve"> </w:t>
       </w:r>
       <w:r>
-        <w:t xml:space="preserve">arXiv, 2026.</w:t>
+        <w:t xml:space="preserve">arXiv:2602.20478, 2026.</w:t>
       </w:r>
     </w:p>
     <w:p>
@@ -1867,7 +1867,7 @@
         <w:t xml:space="preserve"> </w:t>
       </w:r>
       <w:r>
-        <w:t xml:space="preserve">2025.</w:t>
+        <w:t xml:space="preserve">University of Limerick, 2025.</w:t>
       </w:r>
     </w:p>
     <w:p>
@@ -1884,7 +1884,7 @@
         <w:t xml:space="preserve"> </w:t>
       </w:r>
       <w:r>
-        <w:t xml:space="preserve">arXiv, 2025.</w:t>
+        <w:t xml:space="preserve">arXiv:2512.15922, 2025.</w:t>
       </w:r>
     </w:p>
     <w:p>
